--- a/document_templates/russian_library/Исковые_заявления/Социальное_обеспечение/шаблон_Исковое_заявление_о_назначении_пенсии.docx
+++ b/document_templates/russian_library/Исковые_заявления/Социальное_обеспечение/шаблон_Исковое_заявление_о_назначении_пенсии.docx
@@ -12,15 +12,14 @@
           <w:szCs w:val="24"/>
         </w:rPr>
       </w:pPr>
-      <w:proofErr w:type="gramStart"/>
-      <w:r>
-        <w:rPr>
-          <w:rFonts w:ascii="Times New Roman" w:hAnsi="Times New Roman" w:cs="Times New Roman"/>
-          <w:sz w:val="24"/>
-          <w:szCs w:val="24"/>
-          <w:lang w:val="en-US"/>
-        </w:rPr>
-        <w:t>{{ in_w_t_w_r_w_prooferr_w_type_gramend_w_r_w_rpr_w_rfonts_w_ascii_times_new_roman_w_hansi_times_new_roman_w_cs_times_new_roman_w_sz_w_val_24_w_szcs_w_val_24_w_lang_w_val_en_us_w_rpr_w_t_xml_space_preserve_court_name }}</w:t>
+      <w:r>
+        <w:rPr>
+          <w:rFonts w:ascii="Times New Roman" w:hAnsi="Times New Roman" w:cs="Times New Roman"/>
+          <w:sz w:val="24"/>
+          <w:szCs w:val="24"/>
+          <w:lang w:val="en-US"/>
+        </w:rPr>
+        <w:t>{{ in_court_name }}</w:t>
       </w:r>
     </w:p>
     <w:p>
@@ -34,15 +33,14 @@
           <w:lang w:val="en-US"/>
         </w:rPr>
       </w:pPr>
-      <w:proofErr w:type="gramStart"/>
-      <w:r>
-        <w:rPr>
-          <w:rFonts w:ascii="Times New Roman" w:hAnsi="Times New Roman" w:cs="Times New Roman"/>
-          <w:sz w:val="24"/>
-          <w:szCs w:val="24"/>
-          <w:lang w:val="en-US"/>
-        </w:rPr>
-        <w:t xml:space="preserve">{{ w_t_w_r_w_r_w_rpr_w_rfonts_w_ascii_times_new_roman_w_hansi_times_new_roman_w_cs_times_new_roman_w_sz_w_val_24_w_szcs_w_val_24_w_lang_w_val_en_us_w_rpr_w_t_court_w_t_w_r_w_prooferr_w_type_gramend_w_r_w_rsidrpr_0087387a_w_rpr_w_rfonts_w_ascii_times_new_roman_w_hansi_times_new_roman_w_cs_times_new_roman_w_sz_w_val_24_w_szcs_w_val_24_w_lang_w_val_en_us_w_rpr_w_t_xml_space_preserve_w_t_w_r_w_r_w_rpr_w_rfonts_w_ascii_times_new_roman_w_hansi_times_new_roman_w_cs_times_new_roman_w_sz_w_val_24_w_szcs_w_val_24_w_lang_w_val_en_us_w_rpr_w_t_address_w_t_w_r_w_r_w_rsidrpr_0087387a_w_rpr_w_rfonts_w_ascii_times_new_roman_w_hansi_times_new_roman_w_cs_times_new_roman_w_sz_w_val_24_w_szcs_w_val_24_w_lang_w_val_en_us_w_rpr_w_t_xml_space_preserve }}</w:t>
+      <w:r>
+        <w:rPr>
+          <w:rFonts w:ascii="Times New Roman" w:hAnsi="Times New Roman" w:cs="Times New Roman"/>
+          <w:sz w:val="24"/>
+          <w:szCs w:val="24"/>
+          <w:lang w:val="en-US"/>
+        </w:rPr>
+        <w:t xml:space="preserve">{{ court_address }}</w:t>
       </w:r>
     </w:p>
     <w:p>
@@ -126,7 +124,7 @@
           <w:szCs w:val="24"/>
           <w:lang w:val="en-US"/>
         </w:rPr>
-        <w:t xml:space="preserve">: {{ w_t_w_r_w_r_w_rpr_w_rfonts_w_ascii_times_new_roman_w_hansi_times_new_roman_w_cs_times_new_roman_w_sz_w_val_24_w_szcs_w_val_24_w_lang_w_val_en_us_w_rpr_w_t_plaintiff_registration_address }}</w:t>
+        <w:t xml:space="preserve">: {{ plaintiff_registration_address }}</w:t>
       </w:r>
     </w:p>
     <w:p>
@@ -155,7 +153,7 @@
           <w:szCs w:val="24"/>
           <w:lang w:val="en-US"/>
         </w:rPr>
-        <w:t xml:space="preserve">: {{ w_t_w_r_w_r_w_rpr_w_rfonts_w_ascii_times_new_roman_w_hansi_times_new_roman_w_cs_times_new_roman_w_sz_w_val_24_w_szcs_w_val_24_w_lang_w_val_en_us_w_rpr_w_t_defendant_w_t_w_r_w_r_w_rsidrpr_00621ed9_w_rpr_w_rfonts_w_ascii_times_new_roman_w_hansi_times_new_roman_w_cs_times_new_roman_w_sz_w_val_24_w_szcs_w_val_24_w_lang_w_val_en_us_w_rpr_w_t_xml_space_preserve }}</w:t>
+        <w:t xml:space="preserve">: {{ defendant }}</w:t>
       </w:r>
     </w:p>
     <w:p>
@@ -272,7 +270,7 @@
           <w:sz w:val="24"/>
           <w:szCs w:val="24"/>
         </w:rPr>
-        <w:t xml:space="preserve">{{ w_t_w_r_w_r_w_rsidr_00621ed9_w_rpr_w_rfonts_w_ascii_times_new_roman_w_hansi_times_new_roman_w_cs_times_new_roman_w_sz_w_val_24_w_szcs_w_val_24_w_lang_w_val_en_us_w_rpr_w_t_plaintiff_w_t_w_r_w_r_w_rsidr_00621ed9_w_rsidrpr_00621ed9_w_rpr_w_rfonts_w_ascii_times_new_roman_w_hansi_times_new_roman_w_cs_times_new_roman_w_sz_w_val_24_w_szcs_w_val_24_w_rpr_w_t_xml_space_preserve }}</w:t>
+        <w:t xml:space="preserve">{{ plaintiff }}</w:t>
       </w:r>
       <w:r>
         <w:rPr>
@@ -288,7 +286,7 @@
           <w:sz w:val="24"/>
           <w:szCs w:val="24"/>
         </w:rPr>
-        <w:t xml:space="preserve">{{ w_t_w_r_w_r_w_rsidr_00621ed9_w_rpr_w_rfonts_w_ascii_times_new_roman_w_hansi_times_new_roman_w_cs_times_new_roman_w_sz_w_val_24_w_szcs_w_val_24_w_lang_w_val_en_us_w_rpr_w_t_date_w_t_w_r_w_r_w_rsidr_00621ed9_w_rsidrpr_00621ed9_w_rpr_w_rfonts_w_ascii_times_new_roman_w_hansi_times_new_roman_w_cs_times_new_roman_w_sz_w_val_24_w_szcs_w_val_24_w_rpr_w_t_xml_space_preserve_w_t_w_r_w_r_w_rsidr_00621ed9_w_rpr_w_rfonts_w_ascii_times_new_roman_w_hansi_times_new_roman_w_cs_times_new_roman_w_sz_w_val_24_w_szcs_w_val_24_w_lang_w_val_en_us_w_rpr_w_t_of_w_t_w_r_w_r_w_rsidr_00621ed9_w_rsidrpr_00621ed9_w_rpr_w_rfonts_w_ascii_times_new_roman_w_hansi_times_new_roman_w_cs_times_new_roman_w_sz_w_val_24_w_szcs_w_val_24_w_rpr_w_t_xml_space_preserve_w_t_w_r_w_r_w_rsidr_00621ed9_w_rpr_w_rfonts_w_ascii_times_new_roman_w_hansi_times_new_roman_w_cs_times_new_roman_w_sz_w_val_24_w_szcs_w_val_24_w_lang_w_val_en_us_w_rpr_w_t_access_w_t_w_r_w_r_w_rsidr_00621ed9_w_rsidrpr_00621ed9_w_rpr_w_rfonts_w_ascii_times_new_roman_w_hansi_times_new_roman_w_cs_times_new_roman_w_sz_w_val_24_w_szcs_w_val_24_w_rpr_w_t_xml_space_preserve }}</w:t>
+        <w:t xml:space="preserve">{{ date_of_access }}</w:t>
       </w:r>
       <w:r>
         <w:rPr>
@@ -304,7 +302,7 @@
           <w:sz w:val="24"/>
           <w:szCs w:val="24"/>
         </w:rPr>
-        <w:t xml:space="preserve">{{ w_t_w_r_w_r_w_rsidr_00621ed9_w_rpr_w_rfonts_w_ascii_times_new_roman_w_hansi_times_new_roman_w_cs_times_new_roman_w_sz_w_val_24_w_szcs_w_val_24_w_lang_w_val_en_us_w_rpr_w_t_place_w_t_w_r_w_r_w_rsidr_00621ed9_w_rsidrpr_00621ed9_w_rpr_w_rfonts_w_ascii_times_new_roman_w_hansi_times_new_roman_w_cs_times_new_roman_w_sz_w_val_24_w_szcs_w_val_24_w_rpr_w_t_xml_space_preserve_w_t_w_r_w_r_w_rsidr_00621ed9_w_rpr_w_rfonts_w_ascii_times_new_roman_w_hansi_times_new_roman_w_cs_times_new_roman_w_sz_w_val_24_w_szcs_w_val_24_w_lang_w_val_en_us_w_rpr_w_t_of_w_t_w_r_w_r_w_rsidr_00621ed9_w_rsidrpr_00621ed9_w_rpr_w_rfonts_w_ascii_times_new_roman_w_hansi_times_new_roman_w_cs_times_new_roman_w_sz_w_val_24_w_szcs_w_val_24_w_rpr_w_t_xml_space_preserve_w_t_w_r_w_r_w_rsidr_00621ed9_w_rpr_w_rfonts_w_ascii_times_new_roman_w_hansi_times_new_roman_w_cs_times_new_roman_w_sz_w_val_24_w_szcs_w_val_24_w_lang_w_val_en_us_w_rpr_w_t_appeal_w_t_w_r_w_r_w_rsidr_00621ed9_w_rsidrpr_00621ed9_w_rpr_w_rfonts_w_ascii_times_new_roman_w_hansi_times_new_roman_w_cs_times_new_roman_w_sz_w_val_24_w_szcs_w_val_24_w_rpr_w_t_xml_space_preserve }}</w:t>
+        <w:t xml:space="preserve">{{ place_of_appeal }}</w:t>
       </w:r>
       <w:r>
         <w:rPr>
@@ -328,7 +326,7 @@
           <w:sz w:val="24"/>
           <w:szCs w:val="24"/>
         </w:rPr>
-        <w:t xml:space="preserve">{{ w_t_w_r_w_r_w_rsidr_00621ed9_w_rpr_w_rfonts_w_ascii_times_new_roman_w_hansi_times_new_roman_w_cs_times_new_roman_w_sz_w_val_24_w_szcs_w_val_24_w_lang_w_val_en_us_w_rpr_w_t_topic_w_t_w_r_w_r_w_rsidr_00621ed9_w_rsidrpr_00621ed9_w_rpr_w_rfonts_w_ascii_times_new_roman_w_hansi_times_new_roman_w_cs_times_new_roman_w_sz_w_val_24_w_szcs_w_val_24_w_rpr_w_t_xml_space_preserve_w_t_w_r_w_r_w_rsidr_00621ed9_w_rpr_w_rfonts_w_ascii_times_new_roman_w_hansi_times_new_roman_w_cs_times_new_roman_w_sz_w_val_24_w_szcs_w_val_24_w_lang_w_val_en_us_w_rpr_w_t_of_w_t_w_r_w_r_w_rsidr_00621ed9_w_rsidrpr_00621ed9_w_rpr_w_rfonts_w_ascii_times_new_roman_w_hansi_times_new_roman_w_cs_times_new_roman_w_sz_w_val_24_w_szcs_w_val_24_w_rpr_w_t_xml_space_preserve_w_t_w_r_w_r_w_rsidr_00621ed9_w_rpr_w_rfonts_w_ascii_times_new_roman_w_hansi_times_new_roman_w_cs_times_new_roman_w_sz_w_val_24_w_szcs_w_val_24_w_lang_w_val_en_us_w_rpr_w_t_statement_w_t_w_r_w_r_w_rsidr_00621ed9_w_rsidrpr_00621ed9_w_rpr_w_rfonts_w_ascii_times_new_roman_w_hansi_times_new_roman_w_cs_times_new_roman_w_sz_w_val_24_w_szcs_w_val_24_w_rpr_w_t_xml_space_preserve }}</w:t>
+        <w:t xml:space="preserve">{{ topic_of_statement }}</w:t>
       </w:r>
       <w:r>
         <w:rPr>
@@ -344,7 +342,7 @@
           <w:sz w:val="24"/>
           <w:szCs w:val="24"/>
         </w:rPr>
-        <w:t xml:space="preserve">{{ w_t_w_r_w_r_w_rsidr_00621ed9_w_rsidrpr_00621ed9_w_rpr_w_rfonts_w_ascii_times_new_roman_w_hansi_times_new_roman_w_cs_times_new_roman_w_sz_w_val_24_w_szcs_w_val_24_w_lang_w_val_en_us_w_rpr_w_t_full_w_t_w_r_w_r_w_rsidr_00621ed9_w_rsidrpr_00621ed9_w_rpr_w_rfonts_w_ascii_times_new_roman_w_hansi_times_new_roman_w_cs_times_new_roman_w_sz_w_val_24_w_szcs_w_val_24_w_rpr_w_t_xml_space_preserve_w_t_w_r_w_r_w_rsidr_00621ed9_w_rsidrpr_00621ed9_w_rpr_w_rfonts_w_ascii_times_new_roman_w_hansi_times_new_roman_w_cs_times_new_roman_w_sz_w_val_24_w_szcs_w_val_24_w_lang_w_val_en_us_w_rpr_w_t_years_w_t_w_r_w_r_w_rsidr_00621ed9_w_rsidrpr_00621ed9_w_rpr_w_rfonts_w_ascii_times_new_roman_w_hansi_times_new_roman_w_cs_times_new_roman_w_sz_w_val_24_w_szcs_w_val_24_w_rpr_w_t_xml_space_preserve_w_t_w_r_w_r_w_rsidr_00621ed9_w_rsidrpr_00621ed9_w_rpr_w_rfonts_w_ascii_times_new_roman_w_hansi_times_new_roman_w_cs_times_new_roman_w_sz_w_val_24_w_szcs_w_val_24_w_lang_w_val_en_us_w_rpr_w_t_of_w_t_w_r_w_r_w_rsidr_00621ed9_w_rsidrpr_00621ed9_w_rpr_w_rfonts_w_ascii_times_new_roman_w_hansi_times_new_roman_w_cs_times_new_roman_w_sz_w_val_24_w_szcs_w_val_24_w_rpr_w_t_xml_space_preserve_w_t_w_r_w_r_w_rsidr_00621ed9_w_rsidrpr_00621ed9_w_rpr_w_rfonts_w_ascii_times_new_roman_w_hansi_times_new_roman_w_cs_times_new_roman_w_sz_w_val_24_w_szcs_w_val_24_w_lang_w_val_en_us_w_rpr_w_t_the_w_t_w_r_w_r_w_rsidr_00621ed9_w_rsidrpr_00621ed9_w_rpr_w_rfonts_w_ascii_times_new_roman_w_hansi_times_new_roman_w_cs_times_new_roman_w_sz_w_val_24_w_szcs_w_val_24_w_rpr_w_t_xml_space_preserve_w_t_w_r_w_r_w_rsidr_00621ed9_w_rsidrpr_00621ed9_w_rpr_w_rfonts_w_ascii_times_new_roman_w_hansi_times_new_roman_w_cs_times_new_roman_w_sz_w_val_24_w_szcs_w_val_24_w_lang_w_val_en_us_w_rpr_w_t_plaintiff_w_t_w_r_w_r_w_rsidr_00621ed9_w_rsidrpr_00621ed9_w_rpr_w_rfonts_w_ascii_times_new_roman_w_hansi_times_new_roman_w_cs_times_new_roman_w_sz_w_val_24_w_szcs_w_val_24_w_rpr_w_t_xml_space_preserve }}</w:t>
+        <w:t xml:space="preserve">{{ full_years_of_the_plaintiff }}</w:t>
       </w:r>
       <w:r>
         <w:rPr>
@@ -365,15 +363,14 @@
           <w:lang w:val="en-US"/>
         </w:rPr>
       </w:pPr>
-      <w:proofErr w:type="gramStart"/>
-      <w:r>
-        <w:rPr>
-          <w:rFonts w:ascii="Times New Roman" w:hAnsi="Times New Roman" w:cs="Times New Roman"/>
-          <w:sz w:val="24"/>
-          <w:szCs w:val="24"/>
-          <w:lang w:val="en-US"/>
-        </w:rPr>
-        <w:t xml:space="preserve">{{ w_t_w_r_w_r_w_rsidrpr_00621ed9_w_rpr_w_rfonts_w_ascii_times_new_roman_w_hansi_times_new_roman_w_cs_times_new_roman_w_sz_w_val_24_w_szcs_w_val_24_w_lang_w_val_en_us_w_rpr_w_t_by_w_t_w_r_w_prooferr_w_type_gramend_w_r_w_rsidrpr_00621ed9_w_rpr_w_rfonts_w_ascii_times_new_roman_w_hansi_times_new_roman_w_cs_times_new_roman_w_sz_w_val_24_w_szcs_w_val_24_w_lang_w_val_en_us_w_rpr_w_t_xml_space_preserve_whom_and_what_decision_was_made_w_t_w_r_w_r_w_rpr_w_rfonts_w_ascii_times_new_roman_w_hansi_times_new_roman_w_cs_times_new_roman_w_sz_w_val_24_w_szcs_w_val_24_w_lang_w_val_en_us_w_rpr_w_t_xml_space_preserve }}</w:t>
+      <w:r>
+        <w:rPr>
+          <w:rFonts w:ascii="Times New Roman" w:hAnsi="Times New Roman" w:cs="Times New Roman"/>
+          <w:sz w:val="24"/>
+          <w:szCs w:val="24"/>
+          <w:lang w:val="en-US"/>
+        </w:rPr>
+        <w:t xml:space="preserve">{{ by_whom_and_what_decision_was_made }}</w:t>
       </w:r>
     </w:p>
     <w:p>
@@ -418,7 +415,7 @@
           <w:sz w:val="24"/>
           <w:szCs w:val="24"/>
         </w:rPr>
-        <w:t xml:space="preserve">{{ w_t_w_r_w_r_w_rsidr_00621ed9_w_rpr_w_rfonts_w_ascii_times_new_roman_w_hansi_times_new_roman_w_cs_times_new_roman_w_sz_w_val_24_w_szcs_w_val_24_w_lang_w_val_en_us_w_rpr_w_t_period_w_t_w_r_w_r_w_rsidr_00621ed9_w_rsidrpr_00621ed9_w_rpr_w_rfonts_w_ascii_times_new_roman_w_hansi_times_new_roman_w_cs_times_new_roman_w_sz_w_val_24_w_szcs_w_val_24_w_rpr_w_t_xml_space_preserve_w_t_w_r_w_r_w_rsidr_00621ed9_w_rpr_w_rfonts_w_ascii_times_new_roman_w_hansi_times_new_roman_w_cs_times_new_roman_w_sz_w_val_24_w_szcs_w_val_24_w_lang_w_val_en_us_w_rpr_w_t_of_w_t_w_r_w_r_w_rsidr_00621ed9_w_rsidrpr_00621ed9_w_rpr_w_rfonts_w_ascii_times_new_roman_w_hansi_times_new_roman_w_cs_times_new_roman_w_sz_w_val_24_w_szcs_w_val_24_w_rpr_w_t_xml_space_preserve_w_t_w_r_w_r_w_rsidr_00621ed9_w_rpr_w_rfonts_w_ascii_times_new_roman_w_hansi_times_new_roman_w_cs_times_new_roman_w_sz_w_val_24_w_szcs_w_val_24_w_lang_w_val_en_us_w_rpr_w_t_work_w_t_w_r_w_r_w_rsidr_00621ed9_w_rsidrpr_00621ed9_w_rpr_w_rfonts_w_ascii_times_new_roman_w_hansi_times_new_roman_w_cs_times_new_roman_w_sz_w_val_24_w_szcs_w_val_24_w_rpr_w_t_xml_space_preserve_w_t_w_r_w_r_w_rsidr_00621ed9_w_rpr_w_rfonts_w_ascii_times_new_roman_w_hansi_times_new_roman_w_cs_times_new_roman_w_sz_w_val_24_w_szcs_w_val_24_w_lang_w_val_en_us_w_rpr_w_t_from_w_t_w_r_w_r_w_rsidr_00621ed9_w_rsidrpr_00621ed9_w_rpr_w_rfonts_w_ascii_times_new_roman_w_hansi_times_new_roman_w_cs_times_new_roman_w_sz_w_val_24_w_szcs_w_val_24_w_rpr_w_t_xml_space_preserve }}</w:t>
+        <w:t xml:space="preserve">{{ period_of_work_from }}</w:t>
       </w:r>
       <w:r>
         <w:rPr>
@@ -434,7 +431,7 @@
           <w:sz w:val="24"/>
           <w:szCs w:val="24"/>
         </w:rPr>
-        <w:t xml:space="preserve">{{ w_t_w_r_w_r_w_rsidr_00621ed9_w_rpr_w_rfonts_w_ascii_times_new_roman_w_hansi_times_new_roman_w_cs_times_new_roman_w_sz_w_val_24_w_szcs_w_val_24_w_lang_w_val_en_us_w_rpr_w_t_period_w_t_w_r_w_r_w_rsidr_00621ed9_w_rsidrpr_00621ed9_w_rpr_w_rfonts_w_ascii_times_new_roman_w_hansi_times_new_roman_w_cs_times_new_roman_w_sz_w_val_24_w_szcs_w_val_24_w_rpr_w_t_xml_space_preserve_w_t_w_r_w_r_w_rsidr_00621ed9_w_rpr_w_rfonts_w_ascii_times_new_roman_w_hansi_times_new_roman_w_cs_times_new_roman_w_sz_w_val_24_w_szcs_w_val_24_w_lang_w_val_en_us_w_rpr_w_t_of_w_t_w_r_w_r_w_rsidr_00621ed9_w_rsidrpr_00621ed9_w_rpr_w_rfonts_w_ascii_times_new_roman_w_hansi_times_new_roman_w_cs_times_new_roman_w_sz_w_val_24_w_szcs_w_val_24_w_rpr_w_t_xml_space_preserve_w_t_w_r_w_r_w_rsidr_00621ed9_w_rpr_w_rfonts_w_ascii_times_new_roman_w_hansi_times_new_roman_w_cs_times_new_roman_w_sz_w_val_24_w_szcs_w_val_24_w_lang_w_val_en_us_w_rpr_w_t_work_w_t_w_r_w_r_w_rsidr_00621ed9_w_rsidrpr_00621ed9_w_rpr_w_rfonts_w_ascii_times_new_roman_w_hansi_times_new_roman_w_cs_times_new_roman_w_sz_w_val_24_w_szcs_w_val_24_w_rpr_w_t_xml_space_preserve_w_t_w_r_w_r_w_rsidr_00621ed9_w_rpr_w_rfonts_w_ascii_times_new_roman_w_hansi_times_new_roman_w_cs_times_new_roman_w_sz_w_val_24_w_szcs_w_val_24_w_lang_w_val_en_us_w_rpr_w_t_until_w_t_w_r_w_r_w_rsidr_00621ed9_w_rsidrpr_00621ed9_w_rpr_w_rfonts_w_ascii_times_new_roman_w_hansi_times_new_roman_w_cs_times_new_roman_w_sz_w_val_24_w_szcs_w_val_24_w_rpr_w_t_xml_space_preserve }}</w:t>
+        <w:t xml:space="preserve">{{ period_of_work_until }}</w:t>
       </w:r>
       <w:r>
         <w:rPr>
@@ -450,7 +447,7 @@
           <w:sz w:val="24"/>
           <w:szCs w:val="24"/>
         </w:rPr>
-        <w:t xml:space="preserve"> {{ w_t_w_r_w_r_w_rsidr_00621ed9_w_rpr_w_rfonts_w_ascii_times_new_roman_w_hansi_times_new_roman_w_cs_times_new_roman_w_sz_w_val_24_w_szcs_w_val_24_w_lang_w_val_en_us_w_rpr_w_t_job_w_t_w_r_w_r_w_rsidr_00621ed9_w_rsidrpr_00621ed9_w_rpr_w_rfonts_w_ascii_times_new_roman_w_hansi_times_new_roman_w_cs_times_new_roman_w_sz_w_val_24_w_szcs_w_val_24_w_rpr_w_t_xml_space_preserve_w_t_w_r_w_r_w_rsidr_00621ed9_w_rpr_w_rfonts_w_ascii_times_new_roman_w_hansi_times_new_roman_w_cs_times_new_roman_w_sz_w_val_24_w_szcs_w_val_24_w_lang_w_val_en_us_w_rpr_w_t_title_w_t_w_r_w_r_w_rsidr_00621ed9_w_rsidrpr_00621ed9_w_rpr_w_rfonts_w_ascii_times_new_roman_w_hansi_times_new_roman_w_cs_times_new_roman_w_sz_w_val_24_w_szcs_w_val_24_w_rpr_w_t_xml_space_preserve }}</w:t>
+        <w:t xml:space="preserve"> {{ job_title }}</w:t>
       </w:r>
       <w:r>
         <w:rPr>
@@ -466,7 +463,7 @@
           <w:sz w:val="24"/>
           <w:szCs w:val="24"/>
         </w:rPr>
-        <w:t xml:space="preserve">{{ w_t_w_r_w_r_w_rsidr_00621ed9_w_rpr_w_rfonts_w_ascii_times_new_roman_w_hansi_times_new_roman_w_cs_times_new_roman_w_sz_w_val_24_w_szcs_w_val_24_w_lang_w_val_en_us_w_rpr_w_t_work_w_t_w_r_w_r_w_rsidr_00621ed9_w_rsidrpr_00621ed9_w_rpr_w_rfonts_w_ascii_times_new_roman_w_hansi_times_new_roman_w_cs_times_new_roman_w_sz_w_val_24_w_szcs_w_val_24_w_rpr_w_t_xml_space_preserve_w_t_w_r_w_r_w_rsidr_00621ed9_w_rpr_w_rfonts_w_ascii_times_new_roman_w_hansi_times_new_roman_w_cs_times_new_roman_w_sz_w_val_24_w_szcs_w_val_24_w_lang_w_val_en_us_w_rpr_w_t_place_w_t_w_r_w_r_w_rsidr_00621ed9_w_rsidrpr_00621ed9_w_rpr_w_rfonts_w_ascii_times_new_roman_w_hansi_times_new_roman_w_cs_times_new_roman_w_sz_w_val_24_w_szcs_w_val_24_w_rpr_w_t_xml_space_preserve }}</w:t>
+        <w:t xml:space="preserve">{{ work_place }}</w:t>
       </w:r>
       <w:r>
         <w:rPr>
@@ -490,7 +487,7 @@
           <w:sz w:val="24"/>
           <w:szCs w:val="24"/>
         </w:rPr>
-        <w:t xml:space="preserve">{{ w_t_w_r_w_r_w_rsidr_00621ed9_w_rsidrpr_00621ed9_w_rpr_w_rfonts_w_ascii_times_new_roman_w_hansi_times_new_roman_w_cs_times_new_roman_w_sz_w_val_24_w_szcs_w_val_24_w_rpr_w_t_what_was_the_plaintiff_doing_w_t_w_r_w_r_w_rsidr_00621ed9_w_rsidrpr_00621ed9_w_rpr_w_rfonts_w_ascii_times_new_roman_w_hansi_times_new_roman_w_cs_times_new_roman_w_sz_w_val_24_w_szcs_w_val_24_w_rpr_w_t_xml_space_preserve }}</w:t>
+        <w:t xml:space="preserve">{{ what_was_the_plaintiff_doing }}</w:t>
       </w:r>
       <w:r>
         <w:rPr>
@@ -558,7 +555,7 @@
           <w:szCs w:val="24"/>
           <w:lang w:val="en-US"/>
         </w:rPr>
-        <w:t xml:space="preserve"> {{ w_t_w_r_w_r_w_rsidr_00621ed9_w_rpr_w_rfonts_w_ascii_times_new_roman_w_hansi_times_new_roman_w_cs_times_new_roman_w_sz_w_val_24_w_szcs_w_val_24_w_lang_w_val_en_us_w_rpr_w_t_law_w_t_w_r_w_r_w_rsidr_00621ed9_w_rsidrpr_00621ed9_w_rpr_w_rfonts_w_ascii_times_new_roman_w_hansi_times_new_roman_w_cs_times_new_roman_w_sz_w_val_24_w_szcs_w_val_24_w_lang_w_val_en_us_w_rpr_w_t_xml_space_preserve_w_t_w_r_w_r_w_rsidr_00621ed9_w_rpr_w_rfonts_w_ascii_times_new_roman_w_hansi_times_new_roman_w_cs_times_new_roman_w_sz_w_val_24_w_szcs_w_val_24_w_lang_w_val_en_us_w_rpr_w_t_of_w_t_w_r_w_r_w_rsidr_00621ed9_w_rsidrpr_00621ed9_w_rpr_w_rfonts_w_ascii_times_new_roman_w_hansi_times_new_roman_w_cs_times_new_roman_w_sz_w_val_24_w_szcs_w_val_24_w_lang_w_val_en_us_w_rpr_w_t_xml_space_preserve_w_t_w_r_w_r_w_rsidr_00621ed9_w_rpr_w_rfonts_w_ascii_times_new_roman_w_hansi_times_new_roman_w_cs_times_new_roman_w_sz_w_val_24_w_szcs_w_val_24_w_lang_w_val_en_us_w_rpr_w_t_article_w_t_w_r_w_r_w_rsidr_00621ed9_w_rsidrpr_00621ed9_w_rpr_w_rfonts_w_ascii_times_new_roman_w_hansi_times_new_roman_w_cs_times_new_roman_w_sz_w_val_24_w_szcs_w_val_24_w_lang_w_val_en_us_w_rpr_w_t_xml_space_preserve }}</w:t>
+        <w:t xml:space="preserve"> {{ law_of_article }}</w:t>
       </w:r>
       <w:r>
         <w:rPr>
@@ -644,7 +641,7 @@
           <w:szCs w:val="24"/>
           <w:lang w:val="en-US"/>
         </w:rPr>
-        <w:t xml:space="preserve">{{ w_t_w_r_w_r_w_rsidr_00621ed9_w_rsidrpr_00621ed9_w_rpr_w_rfonts_w_ascii_times_new_roman_w_hansi_times_new_roman_w_cs_times_new_roman_w_sz_w_val_24_w_szcs_w_val_24_w_lang_w_val_en_us_w_rpr_w_t_what_type_of_work_does_the_plaintiffs_profession_belong_to_w_t_w_r_w_r_w_rsidr_00621ed9_w_rsidrpr_00621ed9_w_rpr_w_rfonts_w_ascii_times_new_roman_w_hansi_times_new_roman_w_cs_times_new_roman_w_sz_w_val_24_w_szcs_w_val_24_w_lang_w_val_en_us_w_rpr_w_t_xml_space_preserve }}</w:t>
+        <w:t xml:space="preserve">{{ what_type_of_work_does_the_plaintiffs_profession_belong_to }}</w:t>
       </w:r>
       <w:r>
         <w:rPr>
@@ -828,15 +825,14 @@
           <w:szCs w:val="24"/>
         </w:rPr>
       </w:pPr>
-      <w:proofErr w:type="gramStart"/>
-      <w:r>
-        <w:rPr>
-          <w:rFonts w:ascii="Times New Roman" w:hAnsi="Times New Roman" w:cs="Times New Roman"/>
-          <w:sz w:val="24"/>
-          <w:szCs w:val="24"/>
-          <w:lang w:val="en-US"/>
-        </w:rPr>
-        <w:t>{{ plaintiff_w_t_w_r_w_prooferr_w_type_gramend_w_r_w_rpr_w_rfonts_w_ascii_times_new_roman_w_hansi_times_new_roman_w_cs_times_new_roman_w_sz_w_val_24_w_szcs_w_val_24_w_lang_w_val_en_us_w_rpr_w_t_xml_space_preserve }} </w:t>
+      <w:r>
+        <w:rPr>
+          <w:rFonts w:ascii="Times New Roman" w:hAnsi="Times New Roman" w:cs="Times New Roman"/>
+          <w:sz w:val="24"/>
+          <w:szCs w:val="24"/>
+          <w:lang w:val="en-US"/>
+        </w:rPr>
+        <w:t>{{ plaintiff }} </w:t>
       </w:r>
       <w:r>
         <w:rPr>
